--- a/memo.docx
+++ b/memo.docx
@@ -2,7 +2,7 @@
 <file path=word/document.xml><?xml version="1.0" encoding="utf-8"?>
 <w:document xmlns:w="http://schemas.openxmlformats.org/wordprocessingml/2006/main" xmlns:m="http://schemas.openxmlformats.org/officeDocument/2006/math" xmlns:r="http://schemas.openxmlformats.org/officeDocument/2006/relationships" xmlns:o="urn:schemas-microsoft-com:office:office" xmlns:v="urn:schemas-microsoft-com:vml" xmlns:w10="urn:schemas-microsoft-com:office:word" xmlns:a="http://schemas.openxmlformats.org/drawingml/2006/main" xmlns:pic="http://schemas.openxmlformats.org/drawingml/2006/picture" xmlns:wp="http://schemas.openxmlformats.org/drawingml/2006/wordprocessingDrawing">
   <w:body>
-    <w:bookmarkStart w:id="16" w:name="Xebc49d8b8a729a944bd628ff021a6bd1d02979b"/>
+    <w:bookmarkStart w:id="22" w:name="Xebc49d8b8a729a944bd628ff021a6bd1d02979b"/>
     <w:p>
       <w:pPr>
         <w:pStyle w:val="Heading1"/>
@@ -207,7 +207,7 @@
         </w:pict>
       </w:r>
     </w:p>
-    <w:bookmarkStart w:id="9" w:name="X3a7f28f273421f847b65419c33aafe14d1e3a8d"/>
+    <w:bookmarkStart w:id="12" w:name="X3a7f28f273421f847b65419c33aafe14d1e3a8d"/>
     <w:p>
       <w:pPr>
         <w:pStyle w:val="Heading3"/>
@@ -314,8 +314,63 @@
         <w:t xml:space="preserve">(2025 was about 1.2× its 2024 level); its ramp is smaller, later, and Border-Patrol-focused.</w:t>
       </w:r>
     </w:p>
-    <w:bookmarkEnd w:id="9"/>
-    <w:bookmarkStart w:id="10" w:name="X8534123b64bb15b28e953449e791669d57f247c"/>
+    <w:p>
+      <w:pPr>
+        <w:pStyle w:val="CaptionedFigure"/>
+      </w:pPr>
+      <w:r>
+        <w:drawing>
+          <wp:inline>
+            <wp:extent cx="5334000" cy="2210103"/>
+            <wp:effectExtent b="0" l="0" r="0" t="0"/>
+            <wp:docPr descr="Monthly new hires, ICE vs CBP — a sharp, brief ICE burst in Sept 2025–Jan 2026 (shaded); CBP barely moves." title="" id="10" name="Picture"/>
+            <a:graphic>
+              <a:graphicData uri="http://schemas.openxmlformats.org/drawingml/2006/picture">
+                <pic:pic>
+                  <pic:nvPicPr>
+                    <pic:cNvPr descr="figures/monthly_hires.png" id="11" name="Picture"/>
+                    <pic:cNvPicPr>
+                      <a:picLocks noChangeArrowheads="1" noChangeAspect="1"/>
+                    </pic:cNvPicPr>
+                  </pic:nvPicPr>
+                  <pic:blipFill>
+                    <a:blip r:embed="rId9"/>
+                    <a:stretch>
+                      <a:fillRect/>
+                    </a:stretch>
+                  </pic:blipFill>
+                  <pic:spPr bwMode="auto">
+                    <a:xfrm>
+                      <a:off x="0" y="0"/>
+                      <a:ext cx="5334000" cy="2210103"/>
+                    </a:xfrm>
+                    <a:prstGeom prst="rect">
+                      <a:avLst/>
+                    </a:prstGeom>
+                    <a:noFill/>
+                    <a:ln w="9525">
+                      <a:noFill/>
+                      <a:headEnd/>
+                      <a:tailEnd/>
+                    </a:ln>
+                  </pic:spPr>
+                </pic:pic>
+              </a:graphicData>
+            </a:graphic>
+          </wp:inline>
+        </w:drawing>
+      </w:r>
+    </w:p>
+    <w:p>
+      <w:pPr>
+        <w:pStyle w:val="ImageCaption"/>
+      </w:pPr>
+      <w:r>
+        <w:t xml:space="preserve">Monthly new hires, ICE vs CBP — a sharp, brief ICE burst in Sept 2025–Jan 2026 (shaded); CBP barely moves.</w:t>
+      </w:r>
+    </w:p>
+    <w:bookmarkEnd w:id="12"/>
+    <w:bookmarkStart w:id="13" w:name="X8534123b64bb15b28e953449e791669d57f247c"/>
     <w:p>
       <w:pPr>
         <w:pStyle w:val="Heading3"/>
@@ -416,8 +471,8 @@
         <w:t xml:space="preserve">(about 7,000–9,000 hires/year, the Bush-era Border Patrol expansion); and CBP’s most recent rapid entry-officer push, in 2019–21, lost nearly 30% of new hires within the first year (§4b).</w:t>
       </w:r>
     </w:p>
-    <w:bookmarkEnd w:id="10"/>
-    <w:bookmarkStart w:id="11" w:name="X7d00e68482a177394e3d560b1fdc14b309ff7f1"/>
+    <w:bookmarkEnd w:id="13"/>
+    <w:bookmarkStart w:id="14" w:name="X7d00e68482a177394e3d560b1fdc14b309ff7f1"/>
     <w:p>
       <w:pPr>
         <w:pStyle w:val="Heading3"/>
@@ -470,8 +525,8 @@
         <w:t xml:space="preserve">, even though some hiring continued. CBP rose gradually (63k→69k) with no reversal. So the ICE workforce is still far above its pre-surge level — up roughly 8,400 since August even after the slip — but the ~4% decline from January’s peak is real, and §§3–4 show it is the surge hires themselves leaving.</w:t>
       </w:r>
     </w:p>
-    <w:bookmarkEnd w:id="11"/>
-    <w:bookmarkStart w:id="12" w:name="X5a9af37b953859a4759fee75a243e39261952d5"/>
+    <w:bookmarkEnd w:id="14"/>
+    <w:bookmarkStart w:id="15" w:name="X5a9af37b953859a4759fee75a243e39261952d5"/>
     <w:p>
       <w:pPr>
         <w:pStyle w:val="Heading3"/>
@@ -676,8 +731,8 @@
         <w:t xml:space="preserve">the surge hires.</w:t>
       </w:r>
     </w:p>
-    <w:bookmarkEnd w:id="12"/>
-    <w:bookmarkStart w:id="13" w:name="X320eb4db3d5b66f6d906ac918edcbe4d24ba196"/>
+    <w:bookmarkEnd w:id="15"/>
+    <w:bookmarkStart w:id="16" w:name="X320eb4db3d5b66f6d906ac918edcbe4d24ba196"/>
     <w:p>
       <w:pPr>
         <w:pStyle w:val="Heading3"/>
@@ -765,8 +820,8 @@
         <w:t xml:space="preserve">(expired term appointments plus some probationary removals; the data lumps the two together).</w:t>
       </w:r>
     </w:p>
-    <w:bookmarkEnd w:id="13"/>
-    <w:bookmarkStart w:id="14" w:name="Xdccf2aa36cf2627798f423e2e83c579d6cd4018"/>
+    <w:bookmarkEnd w:id="16"/>
+    <w:bookmarkStart w:id="20" w:name="Xdccf2aa36cf2627798f423e2e83c579d6cd4018"/>
     <w:p>
       <w:pPr>
         <w:pStyle w:val="Heading3"/>
@@ -962,6 +1017,61 @@
       </w:r>
       <w:r>
         <w:t xml:space="preserve">rapid-hire Border Patrol classes lost across a full year. ICE’s early loss is already near the high end of that range, with its first year not yet complete.</w:t>
+      </w:r>
+    </w:p>
+    <w:p>
+      <w:pPr>
+        <w:pStyle w:val="CaptionedFigure"/>
+      </w:pPr>
+      <w:r>
+        <w:drawing>
+          <wp:inline>
+            <wp:extent cx="5334000" cy="2082597"/>
+            <wp:effectExtent b="0" l="0" r="0" t="0"/>
+            <wp:docPr descr="Cumulative share of the ~7,000 entry-officer surge hires who had separated, by month — about one in four within the first year, and still climbing." title="" id="18" name="Picture"/>
+            <a:graphic>
+              <a:graphicData uri="http://schemas.openxmlformats.org/drawingml/2006/picture">
+                <pic:pic>
+                  <pic:nvPicPr>
+                    <pic:cNvPr descr="figures/cohort_exited.png" id="19" name="Picture"/>
+                    <pic:cNvPicPr>
+                      <a:picLocks noChangeArrowheads="1" noChangeAspect="1"/>
+                    </pic:cNvPicPr>
+                  </pic:nvPicPr>
+                  <pic:blipFill>
+                    <a:blip r:embed="rId17"/>
+                    <a:stretch>
+                      <a:fillRect/>
+                    </a:stretch>
+                  </pic:blipFill>
+                  <pic:spPr bwMode="auto">
+                    <a:xfrm>
+                      <a:off x="0" y="0"/>
+                      <a:ext cx="5334000" cy="2082597"/>
+                    </a:xfrm>
+                    <a:prstGeom prst="rect">
+                      <a:avLst/>
+                    </a:prstGeom>
+                    <a:noFill/>
+                    <a:ln w="9525">
+                      <a:noFill/>
+                      <a:headEnd/>
+                      <a:tailEnd/>
+                    </a:ln>
+                  </pic:spPr>
+                </pic:pic>
+              </a:graphicData>
+            </a:graphic>
+          </wp:inline>
+        </w:drawing>
+      </w:r>
+    </w:p>
+    <w:p>
+      <w:pPr>
+        <w:pStyle w:val="ImageCaption"/>
+      </w:pPr>
+      <w:r>
+        <w:t xml:space="preserve">Cumulative share of the ~7,000 entry-officer surge hires who had separated, by month — about one in four within the first year, and still climbing.</w:t>
       </w:r>
     </w:p>
     <w:p>
@@ -971,8 +1081,8 @@
         </w:pict>
       </w:r>
     </w:p>
-    <w:bookmarkEnd w:id="14"/>
-    <w:bookmarkStart w:id="15" w:name="X5fc2f1b076a649d9edd4ae0bb0fb1709a181c88"/>
+    <w:bookmarkEnd w:id="20"/>
+    <w:bookmarkStart w:id="21" w:name="X5fc2f1b076a649d9edd4ae0bb0fb1709a181c88"/>
     <w:p>
       <w:pPr>
         <w:pStyle w:val="Heading3"/>
@@ -1395,8 +1505,8 @@
         <w:t xml:space="preserve">.</w:t>
       </w:r>
     </w:p>
-    <w:bookmarkEnd w:id="15"/>
-    <w:bookmarkEnd w:id="16"/>
+    <w:bookmarkEnd w:id="21"/>
+    <w:bookmarkEnd w:id="22"/>
     <w:sectPr>
       <w:footnotePr>
         <w:numRestart w:val="eachSect"/>

--- a/memo.docx
+++ b/memo.docx
@@ -20,7 +20,7 @@
           <w:b/>
           <w:bCs/>
         </w:rPr>
-        <w:t xml:space="preserve">Analyst memo · data through May 2026 · every figure is reproduced in</w:t>
+        <w:t xml:space="preserve">Analyst memo · data through Jul 2026 · every figure is reproduced in</w:t>
       </w:r>
       <w:r>
         <w:rPr>
@@ -98,17 +98,17 @@
         <w:t xml:space="preserve">entry immigration-enforcement officer jobs</w:t>
       </w:r>
       <w:r>
-        <w:t xml:space="preserve">. It did put people on the payroll — ICE grew about 46% — and headcount has since slipped modestly (about 4% off its January peak) as those hires begin to leave. About</w:t>
-      </w:r>
-      <w:r>
-        <w:t xml:space="preserve"> </w:t>
-      </w:r>
-      <w:r>
-        <w:rPr>
-          <w:b/>
-          <w:bCs/>
-        </w:rPr>
-        <w:t xml:space="preserve">one in four of the ~7,000 entry-officer surge hires has already left</w:t>
+        <w:t xml:space="preserve">. It did put people on the payroll — ICE grew about 46% — and headcount has since slipped further (about 5% off its January peak) as those hires begin to leave.</w:t>
+      </w:r>
+      <w:r>
+        <w:t xml:space="preserve"> </w:t>
+      </w:r>
+      <w:r>
+        <w:rPr>
+          <w:b/>
+          <w:bCs/>
+        </w:rPr>
+        <w:t xml:space="preserve">More than one in four of the ~7,200 entry-officer surge hires has already left</w:t>
       </w:r>
       <w:r>
         <w:t xml:space="preserve"> </w:t>
@@ -241,7 +241,7 @@
           <w:b/>
           <w:bCs/>
         </w:rPr>
-        <w:t xml:space="preserve">2025 it hired 10,322</w:t>
+        <w:t xml:space="preserve">2025 it hired 10,474</w:t>
       </w:r>
       <w:r>
         <w:t xml:space="preserve"> </w:t>
@@ -273,7 +273,7 @@
           <w:b/>
           <w:bCs/>
         </w:rPr>
-        <w:t xml:space="preserve">9,970 hires fell in the five months Sept 2025–Jan 2026</w:t>
+        <w:t xml:space="preserve">10,133 hires fell in the five months Sept 2025–Jan 2026</w:t>
       </w:r>
       <w:r>
         <w:t xml:space="preserve"> </w:t>
@@ -423,17 +423,17 @@
         <w:t xml:space="preserve">1,966 (2009)</w:t>
       </w:r>
       <w:r>
-        <w:t xml:space="preserve">; 2025’s 10,322 is about</w:t>
-      </w:r>
-      <w:r>
-        <w:t xml:space="preserve"> </w:t>
-      </w:r>
-      <w:r>
-        <w:rPr>
-          <w:b/>
-          <w:bCs/>
-        </w:rPr>
-        <w:t xml:space="preserve">5× ICE’s all-time record and 8× its recent norm</w:t>
+        <w:t xml:space="preserve">; 2025’s 10,474 is about</w:t>
+      </w:r>
+      <w:r>
+        <w:t xml:space="preserve"> </w:t>
+      </w:r>
+      <w:r>
+        <w:rPr>
+          <w:b/>
+          <w:bCs/>
+        </w:rPr>
+        <w:t xml:space="preserve">5.3× ICE’s all-time record and 8× its recent norm</w:t>
       </w:r>
       <w:r>
         <w:t xml:space="preserve">. The</w:t>
@@ -472,13 +472,13 @@
       </w:r>
     </w:p>
     <w:bookmarkEnd w:id="13"/>
-    <w:bookmarkStart w:id="14" w:name="X7d00e68482a177394e3d560b1fdc14b309ff7f1"/>
+    <w:bookmarkStart w:id="14" w:name="Xf46aa1cb39479192492bf92ac51bc9290a7d968"/>
     <w:p>
       <w:pPr>
         <w:pStyle w:val="Heading3"/>
       </w:pPr>
       <w:r>
-        <w:t xml:space="preserve">2. It reached the payroll — then edged down ·</w:t>
+        <w:t xml:space="preserve">2. It reached the payroll — then kept edging down ·</w:t>
       </w:r>
       <w:r>
         <w:t xml:space="preserve"> </w:t>
@@ -519,10 +519,10 @@
           <w:b/>
           <w:bCs/>
         </w:rPr>
-        <w:t xml:space="preserve">slipped to 29,219 (May 2026), down 1,242 (−4%) from the peak</w:t>
-      </w:r>
-      <w:r>
-        <w:t xml:space="preserve">, even though some hiring continued. CBP rose gradually (63k→69k) with no reversal. So the ICE workforce is still far above its pre-surge level — up roughly 8,400 since August even after the slip — but the ~4% decline from January’s peak is real, and §§3–4 show it is the surge hires themselves leaving.</w:t>
+        <w:t xml:space="preserve">slipped to 28,861 (Jul 2026), down 1,600 (−5.3%) from the peak</w:t>
+      </w:r>
+      <w:r>
+        <w:t xml:space="preserve">, even though some hiring continued — a larger decline than it looked a couple of months ago (−4% as of May), consistent with the surge cohort continuing to leave (§4). CBP rose gradually (67.3k→70.3k since Aug 2025) with no reversal. So the ICE workforce is still far above its pre-surge level — up roughly 8,000 since August even after the slip — but the ~5% decline from January’s peak is real, and §§3–4 show it is the surge hires themselves leaving.</w:t>
       </w:r>
     </w:p>
     <w:bookmarkEnd w:id="14"/>
@@ -779,7 +779,7 @@
           <w:b/>
           <w:bCs/>
         </w:rPr>
-        <w:t xml:space="preserve">730 (2025)</w:t>
+        <w:t xml:space="preserve">739 (2025)</w:t>
       </w:r>
       <w:r>
         <w:t xml:space="preserve"> </w:t>
@@ -795,23 +795,39 @@
           <w:b/>
           <w:bCs/>
         </w:rPr>
-        <w:t xml:space="preserve">1,058 in just the first five months of 2026</w:t>
-      </w:r>
-      <w:r>
-        <w:t xml:space="preserve"> </w:t>
-      </w:r>
-      <w:r>
-        <w:t xml:space="preserve">(an annualized pace near 2,500) — about 50–60× the prior norm, beginning the same month hiring did. Of those exits, about</w:t>
-      </w:r>
-      <w:r>
-        <w:t xml:space="preserve"> </w:t>
-      </w:r>
-      <w:r>
-        <w:rPr>
-          <w:b/>
-          <w:bCs/>
-        </w:rPr>
-        <w:t xml:space="preserve">71% are voluntary quits and about 26% are involuntary terminations</w:t>
+        <w:t xml:space="preserve">1,303 in just the first seven months of 2026</w:t>
+      </w:r>
+      <w:r>
+        <w:t xml:space="preserve"> </w:t>
+      </w:r>
+      <w:r>
+        <w:t xml:space="preserve">— already 76% more than</w:t>
+      </w:r>
+      <w:r>
+        <w:t xml:space="preserve"> </w:t>
+      </w:r>
+      <w:r>
+        <w:rPr>
+          <w:i/>
+          <w:iCs/>
+        </w:rPr>
+        <w:t xml:space="preserve">all</w:t>
+      </w:r>
+      <w:r>
+        <w:t xml:space="preserve"> </w:t>
+      </w:r>
+      <w:r>
+        <w:t xml:space="preserve">of 2025, in barely half the year — about 50–60× the prior norm, beginning the same month hiring did. Of those exits, about</w:t>
+      </w:r>
+      <w:r>
+        <w:t xml:space="preserve"> </w:t>
+      </w:r>
+      <w:r>
+        <w:rPr>
+          <w:b/>
+          <w:bCs/>
+        </w:rPr>
+        <w:t xml:space="preserve">69% are voluntary quits and about 27% are involuntary terminations</w:t>
       </w:r>
       <w:r>
         <w:t xml:space="preserve"> </w:t>
@@ -821,13 +837,13 @@
       </w:r>
     </w:p>
     <w:bookmarkEnd w:id="16"/>
-    <w:bookmarkStart w:id="20" w:name="Xdccf2aa36cf2627798f423e2e83c579d6cd4018"/>
+    <w:bookmarkStart w:id="20" w:name="X7f85e0a9048d4ded7aa187b7444c28e44f16142"/>
     <w:p>
       <w:pPr>
         <w:pStyle w:val="Heading3"/>
       </w:pPr>
       <w:r>
-        <w:t xml:space="preserve">4b. About one in four is already gone — before the first year is up ·</w:t>
+        <w:t xml:space="preserve">4b. More than one in four is already gone — before the first year is up ·</w:t>
       </w:r>
       <w:r>
         <w:t xml:space="preserve"> </w:t>
@@ -855,7 +871,7 @@
           <w:b/>
           <w:bCs/>
         </w:rPr>
-        <w:t xml:space="preserve">1,733 of 7,033 surge hires (24.6%) had left by May 2026</w:t>
+        <w:t xml:space="preserve">1,987 of 7,214 surge hires (27.5%) had left by Jul 2026</w:t>
       </w:r>
       <w:r>
         <w:t xml:space="preserve">, and still climbing because hiring stopped while exits continue. We can’t yet state an ICE</w:t>
@@ -874,7 +890,7 @@
         <w:t xml:space="preserve"> </w:t>
       </w:r>
       <w:r>
-        <w:t xml:space="preserve">rate: the group’s first year isn’t over (these hires are only a few months in), and annualizing a partial year would mislead. But that ~25% already exceeds what CBP’s comparable entry classes shed over a</w:t>
+        <w:t xml:space="preserve">rate: the group’s first year isn’t over for the cohort as a whole (the earliest arrivals, from Sept 2025, have only about ten months in; later arrivals less), and annualizing a partial year would mislead. But that ~28% already exceeds what CBP’s comparable entry classes shed over a</w:t>
       </w:r>
       <w:r>
         <w:t xml:space="preserve"> </w:t>
@@ -1028,7 +1044,7 @@
           <wp:inline>
             <wp:extent cx="5334000" cy="2082597"/>
             <wp:effectExtent b="0" l="0" r="0" t="0"/>
-            <wp:docPr descr="Cumulative share of the ~7,000 entry-officer surge hires who had separated, by month — about one in four within the first year, and still climbing." title="" id="18" name="Picture"/>
+            <wp:docPr descr="Cumulative share of the ~7,200 entry-officer surge hires who had separated, by month — more than one in four within the first year, and still climbing." title="" id="18" name="Picture"/>
             <a:graphic>
               <a:graphicData uri="http://schemas.openxmlformats.org/drawingml/2006/picture">
                 <pic:pic>
@@ -1071,7 +1087,7 @@
         <w:pStyle w:val="ImageCaption"/>
       </w:pPr>
       <w:r>
-        <w:t xml:space="preserve">Cumulative share of the ~7,000 entry-officer surge hires who had separated, by month — about one in four within the first year, and still climbing.</w:t>
+        <w:t xml:space="preserve">Cumulative share of the ~7,200 entry-officer surge hires who had separated, by month — more than one in four within the first year, and still climbing.</w:t>
       </w:r>
     </w:p>
     <w:p>
@@ -1152,7 +1168,7 @@
         <w:t xml:space="preserve"> </w:t>
       </w:r>
       <w:r>
-        <w:t xml:space="preserve">jobs; we can’t prove a specific leaver was a specific fall-2025 hire. The match is tight only because these GL entry jobs held few people before the surge (~1,500 in Aug 2025, small next to the ~7,000 hired into them). The group we track cleanly is the ~68% who are entry law-enforcement officers (GL-1801/1811); the higher-grade officers and attorneys can’t be isolated the same way.</w:t>
+        <w:t xml:space="preserve">jobs; we can’t prove a specific leaver was a specific fall-2025 hire. The match is tight only because these GL entry jobs held few people before the surge (~1,500 in Aug 2025, small next to the ~7,200 hired into them). The group we track cleanly is the ~68% who are entry law-enforcement officers (GL-1801/1811); the higher-grade officers and attorneys can’t be isolated the same way.</w:t>
       </w:r>
     </w:p>
     <w:p>
@@ -1168,7 +1184,7 @@
           <w:b/>
           <w:bCs/>
         </w:rPr>
-        <w:t xml:space="preserve">Length of service ≠ time in the job.</w:t>
+        <w:t xml:space="preserve">Length of service is not time in the job.</w:t>
       </w:r>
       <w:r>
         <w:t xml:space="preserve"> </w:t>
@@ -1332,7 +1348,7 @@
         <w:t xml:space="preserve"> </w:t>
       </w:r>
       <w:r>
-        <w:t xml:space="preserve">of the 1,733 cohort departures (and none of the ~3,450 ICE departures in the window) as deferred-resignation-program exits.</w:t>
+        <w:t xml:space="preserve">of the 1,987 cohort departures (and none of the ~4,100 ICE departures in the window) as deferred-resignation-program exits.</w:t>
       </w:r>
     </w:p>
     <w:p>

--- a/memo.docx
+++ b/memo.docx
@@ -321,7 +321,7 @@
       <w:r>
         <w:drawing>
           <wp:inline>
-            <wp:extent cx="5334000" cy="2210103"/>
+            <wp:extent cx="5334000" cy="2211347"/>
             <wp:effectExtent b="0" l="0" r="0" t="0"/>
             <wp:docPr descr="Monthly new hires, ICE vs CBP — a sharp, brief ICE burst in Sept 2025–Jan 2026 (shaded); CBP barely moves." title="" id="10" name="Picture"/>
             <a:graphic>
@@ -342,7 +342,7 @@
                   <pic:spPr bwMode="auto">
                     <a:xfrm>
                       <a:off x="0" y="0"/>
-                      <a:ext cx="5334000" cy="2210103"/>
+                      <a:ext cx="5334000" cy="2211347"/>
                     </a:xfrm>
                     <a:prstGeom prst="rect">
                       <a:avLst/>
@@ -1042,7 +1042,7 @@
       <w:r>
         <w:drawing>
           <wp:inline>
-            <wp:extent cx="5334000" cy="2082597"/>
+            <wp:extent cx="5334000" cy="2083892"/>
             <wp:effectExtent b="0" l="0" r="0" t="0"/>
             <wp:docPr descr="Cumulative share of the ~7,200 entry-officer surge hires who had separated, by month — more than one in four within the first year, and still climbing." title="" id="18" name="Picture"/>
             <a:graphic>
@@ -1063,7 +1063,7 @@
                   <pic:spPr bwMode="auto">
                     <a:xfrm>
                       <a:off x="0" y="0"/>
-                      <a:ext cx="5334000" cy="2082597"/>
+                      <a:ext cx="5334000" cy="2083892"/>
                     </a:xfrm>
                     <a:prstGeom prst="rect">
                       <a:avLst/>
